--- a/materialien/Warm-up/DD_Warm-up-Karten_A7.docx
+++ b/materialien/Warm-up/DD_Warm-up-Karten_A7.docx
@@ -85,7 +85,7 @@
               <w:spacing w:after="60"/>
             </w:pPr>
             <w:r>
-              <w:t>Die Abfrage soll alle Stände mit mehr als 100 Bons ausgeben, ist aber fehlerhaft. Korrigiere sie.</w:t>
+              <w:t>Die Abfrage soll alle Stände mit mehr als 100 Bons ausgeben, ist aber fehlerhaft. Verändere sie so, dass sie korrekt ist.</w:t>
             </w:r>
           </w:p>
           <w:p>
@@ -193,7 +193,7 @@
               <w:spacing w:after="60"/>
             </w:pPr>
             <w:r>
-              <w:t>Die Abfrage soll den Umsatz des Crêpes-Stands (StandNr 6) liefern. Sie ergibt 1280,50 €, richtig wären 534,00 €. Erkläre, warum die Summe zu hoch ist, und korrigiere die Abfrage.</w:t>
+              <w:t>Die Abfrage soll den Umsatz des Crêpes-Stands (StandNr 6) liefern. Sie ergibt 1280,50 €, richtig wären 534,00 €. Erläutere, warum die Summe zu hoch ist, und verändere die Abfrage so, dass sie korrekt ist.</w:t>
             </w:r>
           </w:p>
           <w:p>
@@ -442,7 +442,7 @@
               <w:t>Verkauf(VerkaufNr, Datum, Anzahl)</w:t>
             </w:r>
             <w:r>
-              <w:t xml:space="preserve"> – ein Verkauf kann mehrere Tickets umfassen. Entscheide: Liefert </w:t>
+              <w:t xml:space="preserve"> – ein Verkauf kann mehrere Tickets umfassen. Beurteile: Liefert </w:t>
             </w:r>
             <w:r>
               <w:rPr>
@@ -571,7 +571,7 @@
               <w:spacing w:after="60"/>
             </w:pPr>
             <w:r>
-              <w:t>Gesucht sind alle Schlüssel-Fundsachen (Kategorie Schlüssel), die ab dem 1. August 2026 gefunden und noch nicht abgeholt wurden. Die Abfrage enthält drei Fehler bei Literalen bzw. NULL. Korrigiere sie.</w:t>
+              <w:t>Gesucht sind alle Schlüssel-Fundsachen (Kategorie Schlüssel), die ab dem 1. August 2026 gefunden und noch nicht abgeholt wurden. Die Abfrage enthält drei Fehler bei Literalen bzw. NULL. Verändere sie so, dass sie korrekt ist.</w:t>
             </w:r>
           </w:p>
           <w:p>
@@ -933,7 +933,7 @@
               <w:t>Abteilung(AbteilungNr, Name)</w:t>
             </w:r>
             <w:r>
-              <w:t xml:space="preserve"> (Primärschlüssel jeweils das erste Attribut). Finde den Fehler und korrigiere ihn.</w:t>
+              <w:t xml:space="preserve"> (Primärschlüssel jeweils das erste Attribut). Analysiere die Abfrage auf den Fehler und verändere sie so, dass sie korrekt ist.</w:t>
             </w:r>
           </w:p>
           <w:p>
